--- a/All_Books/01 RED DUST, GOLDEN LIGHT/Word version/RED_DUST__GOLDEN_LIGHT_zh_Hant_A6.docx
+++ b/All_Books/01 RED DUST, GOLDEN LIGHT/Word version/RED_DUST__GOLDEN_LIGHT_zh_Hant_A6.docx
@@ -13550,7 +13550,26 @@
           <w:szCs w:val="32"/>
           <w:shd w:val="clear" w:color="auto" w:fill="FFFFFF"/>
         </w:rPr>
-        <w:t>我輕輕點頭。那確實是現代醫學非常基礎且普遍的 접근方式。</w:t>
+        <w:t>我輕輕點頭。那確實是現代醫學非常基礎且普遍的</w:t>
+      </w:r>
+      <w:r>
+        <w:rPr>
+          <w:rFonts w:ascii="Yu Gothic" w:eastAsia="Yu Gothic" w:hAnsi="Yu Gothic" w:cs="Yu Gothic"/>
+          <w:color w:val="1A1C1E"/>
+          <w:sz w:val="32"/>
+          <w:szCs w:val="32"/>
+        </w:rPr>
+        <w:t>處理</w:t>
+      </w:r>
+      <w:r>
+        <w:rPr>
+          <w:rFonts w:ascii="Yu Gothic" w:eastAsia="Yu Gothic" w:hAnsi="Yu Gothic" w:cs="Yu Gothic" w:hint="eastAsia"/>
+          <w:color w:val="1A1C1E"/>
+          <w:sz w:val="32"/>
+          <w:szCs w:val="32"/>
+          <w:shd w:val="clear" w:color="auto" w:fill="FFFFFF"/>
+        </w:rPr>
+        <w:t>方式。</w:t>
       </w:r>
     </w:p>
     <w:p>
@@ -17896,8 +17915,6 @@
           <w:szCs w:val="32"/>
         </w:rPr>
       </w:pPr>
-      <w:bookmarkStart w:id="0" w:name="_GoBack"/>
-      <w:bookmarkEnd w:id="0"/>
     </w:p>
     <w:p>
       <w:pPr>
@@ -18897,8 +18914,26 @@
           <w:szCs w:val="32"/>
         </w:rPr>
         <w:lastRenderedPageBreak/>
-        <w:t>人物的命運感到動容與惋an，但同時，她內心身為研究者的那部分理智，仍在試圖分析這個故事的結構。</w:t>
-      </w:r>
+        <w:t>人物的命運感到動容與</w:t>
+      </w:r>
+      <w:r>
+        <w:rPr>
+          <w:rFonts w:ascii="Yu Gothic" w:eastAsia="Yu Gothic" w:hAnsi="Yu Gothic" w:cs="Yu Gothic"/>
+          <w:sz w:val="32"/>
+          <w:szCs w:val="32"/>
+        </w:rPr>
+        <w:t>惋惜</w:t>
+      </w:r>
+      <w:r>
+        <w:rPr>
+          <w:rFonts w:ascii="Yu Gothic" w:eastAsia="Yu Gothic" w:hAnsi="Yu Gothic" w:cs="Yu Gothic" w:hint="eastAsia"/>
+          <w:sz w:val="32"/>
+          <w:szCs w:val="32"/>
+        </w:rPr>
+        <w:t>，但同時，她內心身為研究者的那部分理智，仍在試圖分析這個故事的結構。</w:t>
+      </w:r>
+      <w:bookmarkStart w:id="0" w:name="_GoBack"/>
+      <w:bookmarkEnd w:id="0"/>
     </w:p>
     <w:p>
       <w:pPr>
@@ -37386,7 +37421,7 @@
                               <w:sz w:val="22"/>
                               <w:szCs w:val="22"/>
                             </w:rPr>
-                            <w:t>306</w:t>
+                            <w:t>334</w:t>
                           </w:r>
                           <w:r>
                             <w:rPr>
@@ -37457,7 +37492,7 @@
                         <w:sz w:val="22"/>
                         <w:szCs w:val="22"/>
                       </w:rPr>
-                      <w:t>306</w:t>
+                      <w:t>334</w:t>
                     </w:r>
                     <w:r>
                       <w:rPr>
@@ -38105,6 +38140,11 @@
     <w:name w:val="WPSOffice手动目录 1"/>
     <w:qFormat/>
   </w:style>
+  <w:style w:type="character" w:customStyle="1" w:styleId="ng-star-inserted">
+    <w:name w:val="ng-star-inserted"/>
+    <w:basedOn w:val="DefaultParagraphFont"/>
+    <w:rsid w:val="00271EAD"/>
+  </w:style>
 </w:styles>
 </file>
 
